--- a/tests/fixtures/docx/sample-rich.docx
+++ b/tests/fixtures/docx/sample-rich.docx
@@ -1,24 +1,167 @@
 
-<file path=word/document.xml><?xml version="1.0" encoding="UTF-8" standalone="yes"?>
-<w:document xmlns:w="http://schemas.openxmlformats.org/wordprocessingml/2006/main"
-            xmlns:r="http://schemas.openxmlformats.org/officeDocument/2006/relationships">
+<file path=word/document.xml><?xml version="1.0" encoding="utf-8"?>
+<w:document xmlns:w="http://schemas.openxmlformats.org/wordprocessingml/2006/main" xmlns:r="http://schemas.openxmlformats.org/officeDocument/2006/relationships" xmlns:wp="http://schemas.openxmlformats.org/drawingml/2006/wordprocessingDrawing" xmlns:a="http://schemas.openxmlformats.org/drawingml/2006/main" xmlns:pic="http://schemas.openxmlformats.org/drawingml/2006/picture">
   <w:body>
-    <w:p><w:pPr><w:pStyle w:val="Heading1"/></w:pPr><w:r><w:t>Sample Rich Document</w:t></w:r></w:p>
-    <w:p><w:pPr><w:pStyle w:val="Heading2"/></w:pPr><w:r><w:t>Introduction</w:t></w:r></w:p>
-    <w:p><w:r><w:t>This paragraph contains a </w:t></w:r><w:hyperlink r:id="rIdLink1"><w:r><w:rPr><w:rStyle w:val="Hyperlink"/></w:rPr><w:t>hyperlink</w:t></w:r></w:hyperlink><w:r><w:t> to an external site.</w:t></w:r></w:p>
-    <w:p><w:pPr><w:pStyle w:val="Heading2"/></w:pPr><w:r><w:t>Bulleted List</w:t></w:r></w:p>
-    <w:p><w:pPr><w:numPr><w:ilvl w:val="0"/><w:numId w:val="1"/></w:numPr></w:pPr><w:r><w:t>First bullet</w:t></w:r></w:p>
-    <w:p><w:pPr><w:numPr><w:ilvl w:val="0"/><w:numId w:val="1"/></w:numPr></w:pPr><w:r><w:t>Second bullet</w:t></w:r></w:p>
-    <w:p><w:pPr><w:pStyle w:val="Heading2"/></w:pPr><w:r><w:t>Data Table</w:t></w:r></w:p>
+    <w:p>
+      <w:pPr>
+        <w:pStyle w:val="Heading1"/>
+      </w:pPr>
+      <w:r>
+        <w:t>Sample Rich Document</w:t>
+      </w:r>
+    </w:p>
+    <w:p>
+      <w:pPr>
+        <w:pStyle w:val="Heading2"/>
+      </w:pPr>
+      <w:r>
+        <w:t>Introduction</w:t>
+      </w:r>
+    </w:p>
+    <w:p>
+      <w:r>
+        <w:t>This paragraph contains a </w:t>
+      </w:r>
+      <w:hyperlink r:id="rIdLink1">
+        <w:r>
+          <w:rPr>
+            <w:rStyle w:val="Hyperlink"/>
+          </w:rPr>
+          <w:t>hyperlink</w:t>
+        </w:r>
+      </w:hyperlink>
+      <w:r>
+        <w:t> to an external site.</w:t>
+      </w:r>
+    </w:p>
+    <w:p>
+      <w:pPr>
+        <w:pStyle w:val="Heading2"/>
+      </w:pPr>
+      <w:r>
+        <w:t>Bulleted List</w:t>
+      </w:r>
+    </w:p>
+    <w:p>
+      <w:pPr>
+        <w:numPr>
+          <w:ilvl w:val="0"/>
+          <w:numId w:val="1"/>
+        </w:numPr>
+      </w:pPr>
+      <w:r>
+        <w:t>First bullet</w:t>
+      </w:r>
+    </w:p>
+    <w:p>
+      <w:pPr>
+        <w:numPr>
+          <w:ilvl w:val="0"/>
+          <w:numId w:val="1"/>
+        </w:numPr>
+      </w:pPr>
+      <w:r>
+        <w:t>Second bullet</w:t>
+      </w:r>
+    </w:p>
+    <w:p>
+      <w:pPr>
+        <w:pStyle w:val="Heading2"/>
+      </w:pPr>
+      <w:r>
+        <w:t>Data Table</w:t>
+      </w:r>
+    </w:p>
     <w:tbl>
-      <w:tblPr><w:tblStyle w:val="TableGrid"/></w:tblPr>
-      <w:tr><w:tc><w:p><w:r><w:t>Name</w:t></w:r></w:p></w:tc><w:tc><w:p><w:r><w:t>Value</w:t></w:r></w:p></w:tc></w:tr>
-      <w:tr><w:tc><w:p><w:r><w:t>Alpha</w:t></w:r></w:p></w:tc><w:tc><w:p><w:r><w:t>1</w:t></w:r></w:p></w:tc></w:tr>
-      <w:tr><w:tc><w:p><w:r><w:t>Beta</w:t></w:r></w:p></w:tc><w:tc><w:p><w:r><w:t>2</w:t></w:r></w:p></w:tc></w:tr>
+      <w:tblPr>
+        <w:tblStyle w:val="TableGrid"/>
+      </w:tblPr>
+      <w:tr>
+        <w:tc>
+          <w:p>
+            <w:r>
+              <w:t>Name</w:t>
+            </w:r>
+          </w:p>
+        </w:tc>
+        <w:tc>
+          <w:p>
+            <w:r>
+              <w:t>Value</w:t>
+            </w:r>
+          </w:p>
+        </w:tc>
+      </w:tr>
+      <w:tr>
+        <w:tc>
+          <w:p>
+            <w:r>
+              <w:t>Alpha</w:t>
+            </w:r>
+          </w:p>
+        </w:tc>
+        <w:tc>
+          <w:p>
+            <w:r>
+              <w:t>1</w:t>
+            </w:r>
+          </w:p>
+        </w:tc>
+      </w:tr>
+      <w:tr>
+        <w:tc>
+          <w:p>
+            <w:r>
+              <w:t>Beta</w:t>
+            </w:r>
+          </w:p>
+        </w:tc>
+        <w:tc>
+          <w:p>
+            <w:r>
+              <w:t>2</w:t>
+            </w:r>
+          </w:p>
+        </w:tc>
+      </w:tr>
     </w:tbl>
-    <w:p><w:pPr><w:pStyle w:val="Heading2"/></w:pPr><w:r><w:t>Embedded Image</w:t></w:r></w:p>
-    <w:p><w:r><w:drawing><wp:inline xmlns:wp="http://schemas.openxmlformats.org/drawingml/2006/wordprocessingDrawing" distT="0" distB="0" distL="0" distR="0"><wp:extent cx="100000" cy="100000"/><a:graphic xmlns:a="http://schemas.openxmlformats.org/drawingml/2006/main"><a:graphicData uri="http://schemas.openxmlformats.org/drawingml/2006/picture"><pic:pic xmlns:pic="http://schemas.openxmlformats.org/drawingml/2006/picture"><pic:blipFill><a:blip r:embed="rIdImg1"/></pic:blipFill><pic:spPr><a:xfrm><a:off x="0" y="0"/><a:ext cx="100000" cy="100000"/></a:xfrm></pic:spPr></pic:pic></a:graphicData></a:graphic></w:drawing></w:r></w:p>
-    <w:p><w:r><w:t>End of document.</w:t></w:r></w:p>
+    <w:p>
+      <w:pPr>
+        <w:pStyle w:val="Heading2"/>
+      </w:pPr>
+      <w:r>
+        <w:t>Embedded Image</w:t>
+      </w:r>
+    </w:p>
+    <w:p>
+      <w:r>
+        <w:drawing>
+          <wp:inline distT="0" distB="0" distL="0" distR="0">
+            <wp:extent cx="100000" cy="100000"/>
+            <a:graphic>
+              <a:graphicData uri="http://schemas.openxmlformats.org/drawingml/2006/picture">
+                <pic:pic>
+                  <pic:blipFill>
+                    <a:blip r:embed="rIdImg1"/>
+                  </pic:blipFill>
+                  <pic:spPr>
+                    <a:xfrm>
+                      <a:off x="0" y="0"/>
+                      <a:ext cx="100000" cy="100000"/>
+                    </a:xfrm>
+                  </pic:spPr>
+                </pic:pic>
+              </a:graphicData>
+            </a:graphic>
+          </wp:inline>
+        </w:drawing>
+      </w:r>
+    </w:p>
+    <w:p>
+      <w:r>
+        <w:t>End of document.</w:t>
+      </w:r>
+    </w:p>
   </w:body>
 </w:document>
 </file>
